--- a/fichas/lengua/soluciones_lengua_ortografia_5.docx
+++ b/fichas/lengua/soluciones_lengua_ortografia_5.docx
@@ -257,6 +257,255 @@
           <w:sz w:val="22"/>
         </w:rPr>
         <w:t>casa → Llana</w:t>
+      </w:r>
+    </w:p>
+    <w:p>
+      <w:pPr>
+        <w:spacing w:after="40"/>
+      </w:pPr>
+    </w:p>
+    <w:tbl>
+      <w:tblPr>
+        <w:tblW w:type="auto" w:w="0"/>
+        <w:jc w:val="left"/>
+        <w:tblLayout w:type="fixed"/>
+        <w:tblLook w:firstColumn="1" w:firstRow="1" w:lastColumn="0" w:lastRow="0" w:noHBand="0" w:noVBand="1" w:val="04A0"/>
+        <w:tblLayout w:type="fixed"/>
+        <w:tblW w:w="10034" w:type="dxa"/>
+        <w:tblInd w:w="0" w:type="dxa"/>
+      </w:tblPr>
+      <w:tblGrid>
+        <w:gridCol w:w="10092"/>
+      </w:tblGrid>
+      <w:tr>
+        <w:tc>
+          <w:tcPr>
+            <w:tcW w:type="dxa" w:w="10035"/>
+            <w:shd w:val="clear" w:color="auto" w:fill="595959"/>
+            <w:tcBorders>
+              <w:top w:val="single" w:sz="4" w:space="0" w:color="595959"/>
+              <w:left w:val="single" w:sz="4" w:space="0" w:color="595959"/>
+              <w:bottom w:val="single" w:sz="4" w:space="0" w:color="595959"/>
+              <w:right w:val="single" w:sz="4" w:space="0" w:color="595959"/>
+            </w:tcBorders>
+          </w:tcPr>
+          <w:p>
+            <w:pPr>
+              <w:spacing w:before="60" w:after="60"/>
+            </w:pPr>
+            <w:r>
+              <w:rPr>
+                <w:b/>
+                <w:color w:val="FFFFFF"/>
+                <w:sz w:val="25"/>
+              </w:rPr>
+              <w:t>4. Verdadero o falso</w:t>
+            </w:r>
+          </w:p>
+        </w:tc>
+      </w:tr>
+    </w:tbl>
+    <w:p>
+      <w:pPr>
+        <w:spacing w:after="40"/>
+      </w:pPr>
+    </w:p>
+    <w:p>
+      <w:pPr>
+        <w:spacing w:after="120"/>
+      </w:pPr>
+      <w:r>
+        <w:rPr>
+          <w:sz w:val="22"/>
+        </w:rPr>
+        <w:t xml:space="preserve">1. Toda palabra tiene una sílaba tónica, la que suena más fuerte. → Verdadero</w:t>
+      </w:r>
+    </w:p>
+    <w:p>
+      <w:pPr>
+        <w:spacing w:after="120"/>
+      </w:pPr>
+      <w:r>
+        <w:rPr>
+          <w:sz w:val="22"/>
+        </w:rPr>
+        <w:t xml:space="preserve">2. Según dónde esté la sílaba tónica, las palabras son agudas, llanas, esdrújulas o sobresdrújulas. → Verdadero</w:t>
+      </w:r>
+    </w:p>
+    <w:p>
+      <w:pPr>
+        <w:spacing w:after="120"/>
+      </w:pPr>
+      <w:r>
+        <w:rPr>
+          <w:sz w:val="22"/>
+        </w:rPr>
+        <w:t xml:space="preserve">3. Las palabras esdrújulas nunca llevan tilde. → Falso</w:t>
+      </w:r>
+    </w:p>
+    <w:p>
+      <w:pPr>
+        <w:spacing w:after="120"/>
+      </w:pPr>
+      <w:r>
+        <w:rPr>
+          <w:sz w:val="22"/>
+        </w:rPr>
+        <w:t xml:space="preserve">4. Las palabras agudas llevan tilde si terminan en vocal, n o s. → Verdadero</w:t>
+      </w:r>
+    </w:p>
+    <w:p>
+      <w:pPr>
+        <w:spacing w:after="120"/>
+      </w:pPr>
+      <w:r>
+        <w:rPr>
+          <w:sz w:val="22"/>
+        </w:rPr>
+        <w:t xml:space="preserve">5. Las palabras llanas llevan tilde si NO terminan en vocal, n o s. → Verdadero</w:t>
+      </w:r>
+    </w:p>
+    <w:p>
+      <w:pPr>
+        <w:spacing w:after="120"/>
+      </w:pPr>
+      <w:r>
+        <w:rPr>
+          <w:sz w:val="22"/>
+        </w:rPr>
+        <w:t xml:space="preserve">6. Las palabras esdrújulas llevan tilde siempre. → Verdadero</w:t>
+      </w:r>
+    </w:p>
+    <w:p>
+      <w:pPr>
+        <w:spacing w:after="120"/>
+      </w:pPr>
+      <w:r>
+        <w:rPr>
+          <w:sz w:val="22"/>
+        </w:rPr>
+        <w:t xml:space="preserve">7. Todas las palabras siguen exactamente las mismas reglas de acentuación. → Falso</w:t>
+      </w:r>
+    </w:p>
+    <w:p>
+      <w:pPr>
+        <w:spacing w:after="120"/>
+      </w:pPr>
+      <w:r>
+        <w:rPr>
+          <w:sz w:val="22"/>
+        </w:rPr>
+        <w:t xml:space="preserve">8. Cada tipo de palabra tiene su propia regla de tilde. → Verdadero</w:t>
+      </w:r>
+    </w:p>
+    <w:p>
+      <w:pPr>
+        <w:spacing w:after="120"/>
+      </w:pPr>
+      <w:r>
+        <w:rPr>
+          <w:sz w:val="22"/>
+        </w:rPr>
+        <w:t xml:space="preserve">9. Las palabras agudas tienen la fuerza en la última sílaba. → Verdadero</w:t>
+      </w:r>
+    </w:p>
+    <w:p>
+      <w:pPr>
+        <w:spacing w:after="120"/>
+      </w:pPr>
+      <w:r>
+        <w:rPr>
+          <w:sz w:val="22"/>
+        </w:rPr>
+        <w:t xml:space="preserve">10. Las palabras llanas tienen la fuerza en la penúltima sílaba. → Verdadero</w:t>
+      </w:r>
+    </w:p>
+    <w:p>
+      <w:pPr>
+        <w:spacing w:after="120"/>
+      </w:pPr>
+      <w:r>
+        <w:rPr>
+          <w:sz w:val="22"/>
+        </w:rPr>
+        <w:t xml:space="preserve">11. Las palabras esdrújulas tienen la fuerza en la antepenúltima sílaba. → Verdadero</w:t>
+      </w:r>
+    </w:p>
+    <w:p>
+      <w:pPr>
+        <w:spacing w:after="120"/>
+      </w:pPr>
+      <w:r>
+        <w:rPr>
+          <w:sz w:val="22"/>
+        </w:rPr>
+        <w:t xml:space="preserve">12. Las palabras sobresdrújulas tienen la fuerza antes de la antepenúltima sílaba. → Verdadero</w:t>
+      </w:r>
+    </w:p>
+    <w:p>
+      <w:pPr>
+        <w:spacing w:after="120"/>
+      </w:pPr>
+      <w:r>
+        <w:rPr>
+          <w:sz w:val="22"/>
+        </w:rPr>
+        <w:t xml:space="preserve">13. "Camión" es una palabra aguda que lleva tilde. → Verdadero</w:t>
+      </w:r>
+    </w:p>
+    <w:p>
+      <w:pPr>
+        <w:spacing w:after="120"/>
+      </w:pPr>
+      <w:r>
+        <w:rPr>
+          <w:sz w:val="22"/>
+        </w:rPr>
+        <w:t xml:space="preserve">14. "Árbol" es una palabra llana que lleva tilde. → Verdadero</w:t>
+      </w:r>
+    </w:p>
+    <w:p>
+      <w:pPr>
+        <w:spacing w:after="120"/>
+      </w:pPr>
+      <w:r>
+        <w:rPr>
+          <w:sz w:val="22"/>
+        </w:rPr>
+        <w:t xml:space="preserve">15. Las palabras monosílabas siempre llevan tilde. → Falso</w:t>
+      </w:r>
+    </w:p>
+    <w:p>
+      <w:pPr>
+        <w:spacing w:after="120"/>
+      </w:pPr>
+      <w:r>
+        <w:rPr>
+          <w:sz w:val="22"/>
+        </w:rPr>
+        <w:t xml:space="preserve">16. Separar bien las sílabas ayuda a identificar la sílaba tónica. → Verdadero</w:t>
+      </w:r>
+    </w:p>
+    <w:p>
+      <w:pPr>
+        <w:spacing w:after="120"/>
+      </w:pPr>
+      <w:r>
+        <w:rPr>
+          <w:sz w:val="22"/>
+        </w:rPr>
+        <w:t xml:space="preserve">17. Conocer el tipo de palabra ayuda a saber si necesita tilde. → Verdadero</w:t>
+      </w:r>
+    </w:p>
+    <w:p>
+      <w:pPr>
+        <w:spacing w:after="120"/>
+      </w:pPr>
+      <w:r>
+        <w:rPr>
+          <w:sz w:val="22"/>
+        </w:rPr>
+        <w:t xml:space="preserve">18. Practicar con muchos ejemplos ayuda a acentuar correctamente. → Verdadero</w:t>
       </w:r>
     </w:p>
     <w:sectPr>
